--- a/QuadSci_GTM_Submission_Siddhartha_Kothi.docx
+++ b/QuadSci_GTM_Submission_Siddhartha_Kothi.docx
@@ -951,7 +951,7 @@
                 <w:sz w:val="19"/>
                 <w:szCs w:val="19"/>
               </w:rPr>
-              <w:t xml:space="preserve">"You just funded a person whose job is renewal visibility. The problem is now owned and budgeted."</w:t>
+              <w:t xml:space="preserve">"You just funded a person whose job is renewal visibility. The problem is now owned and budgeted." Live examples the ATS crawler pulled this week: Demandbase — VP Revenue Operations; Postman — Director, Customer Success Operations; Vanta — Revenue Operations Manager; Abnormal Security — CS Operations Manager.</w:t>
             </w:r>
           </w:p>
         </w:tc>
@@ -3207,6 +3207,20 @@
     </w:p>
     <w:p>
       <w:pPr>
+        <w:spacing w:after="120" w:line="276"/>
+      </w:pPr>
+      <w:r>
+        <w:rPr>
+          <w:b/>
+          <w:bCs/>
+          <w:sz w:val="21"/>
+          <w:szCs w:val="21"/>
+        </w:rPr>
+        <w:t xml:space="preserve">The full 5-touch sequence — the complete outbound, not just the opener:</w:t>
+      </w:r>
+    </w:p>
+    <w:p>
+      <w:pPr>
         <w:pBdr>
           <w:left w:val="single" w:color="7C3AED" w:sz="18"/>
         </w:pBdr>
@@ -3221,14 +3235,7 @@
           <w:sz w:val="21"/>
           <w:szCs w:val="21"/>
         </w:rPr>
-        <w:t xml:space="preserve">Subject: </w:t>
-      </w:r>
-      <w:r>
-        <w:rPr>
-          <w:sz w:val="21"/>
-          <w:szCs w:val="21"/>
-        </w:rPr>
-        <w:t xml:space="preserve">Pendo’s blind spot</w:t>
+        <w:t xml:space="preserve">Day 1 · Email — "Pendo’s blind spot"</w:t>
       </w:r>
     </w:p>
     <w:p>
@@ -3242,15 +3249,6 @@
       </w:pPr>
       <w:r>
         <w:rPr>
-          <w:b/>
-          <w:bCs/>
-          <w:sz w:val="21"/>
-          <w:szCs w:val="21"/>
-        </w:rPr>
-        <w:t xml:space="preserve">Body: </w:t>
-      </w:r>
-      <w:r>
-        <w:rPr>
           <w:sz w:val="21"/>
           <w:szCs w:val="21"/>
         </w:rPr>
@@ -3259,6 +3257,150 @@
     </w:p>
     <w:p>
       <w:pPr>
+        <w:pBdr>
+          <w:left w:val="single" w:color="7C3AED" w:sz="18"/>
+        </w:pBdr>
+        <w:shd w:fill="F5F3FF" w:val="clear"/>
+        <w:spacing w:after="100" w:line="276"/>
+        <w:ind w:left="300"/>
+      </w:pPr>
+      <w:r>
+        <w:rPr>
+          <w:b/>
+          <w:bCs/>
+          <w:sz w:val="21"/>
+          <w:szCs w:val="21"/>
+        </w:rPr>
+        <w:t xml:space="preserve">Day 3 · LinkedIn connect</w:t>
+      </w:r>
+    </w:p>
+    <w:p>
+      <w:pPr>
+        <w:pBdr>
+          <w:left w:val="single" w:color="7C3AED" w:sz="18"/>
+        </w:pBdr>
+        <w:shd w:fill="F5F3FF" w:val="clear"/>
+        <w:spacing w:after="100" w:line="276"/>
+        <w:ind w:left="300"/>
+      </w:pPr>
+      <w:r>
+        <w:rPr>
+          <w:sz w:val="21"/>
+          <w:szCs w:val="21"/>
+        </w:rPr>
+        <w:t xml:space="preserve">Yasuyuki, great to connect! Chatwork’s team collaboration platform is impressive.</w:t>
+      </w:r>
+    </w:p>
+    <w:p>
+      <w:pPr>
+        <w:pBdr>
+          <w:left w:val="single" w:color="7C3AED" w:sz="18"/>
+        </w:pBdr>
+        <w:shd w:fill="F5F3FF" w:val="clear"/>
+        <w:spacing w:after="100" w:line="276"/>
+        <w:ind w:left="300"/>
+      </w:pPr>
+      <w:r>
+        <w:rPr>
+          <w:b/>
+          <w:bCs/>
+          <w:sz w:val="21"/>
+          <w:szCs w:val="21"/>
+        </w:rPr>
+        <w:t xml:space="preserve">Day 5 · Email — "Predicting customer growth"</w:t>
+      </w:r>
+    </w:p>
+    <w:p>
+      <w:pPr>
+        <w:pBdr>
+          <w:left w:val="single" w:color="7C3AED" w:sz="18"/>
+        </w:pBdr>
+        <w:shd w:fill="F5F3FF" w:val="clear"/>
+        <w:spacing w:after="100" w:line="276"/>
+        <w:ind w:left="300"/>
+      </w:pPr>
+      <w:r>
+        <w:rPr>
+          <w:sz w:val="21"/>
+          <w:szCs w:val="21"/>
+        </w:rPr>
+        <w:t xml:space="preserve">Yasuyuki, QuadSci’s Growth AI helps Chatwork forecast customer growth and churn 9–18 months in advance by analyzing real user-behavior telemetry. Worth 15 minutes to see how QuadSci handles this?</w:t>
+      </w:r>
+    </w:p>
+    <w:p>
+      <w:pPr>
+        <w:pBdr>
+          <w:left w:val="single" w:color="7C3AED" w:sz="18"/>
+        </w:pBdr>
+        <w:shd w:fill="F5F3FF" w:val="clear"/>
+        <w:spacing w:after="100" w:line="276"/>
+        <w:ind w:left="300"/>
+      </w:pPr>
+      <w:r>
+        <w:rPr>
+          <w:b/>
+          <w:bCs/>
+          <w:sz w:val="21"/>
+          <w:szCs w:val="21"/>
+        </w:rPr>
+        <w:t xml:space="preserve">Day 8 · LinkedIn message</w:t>
+      </w:r>
+    </w:p>
+    <w:p>
+      <w:pPr>
+        <w:pBdr>
+          <w:left w:val="single" w:color="7C3AED" w:sz="18"/>
+        </w:pBdr>
+        <w:shd w:fill="F5F3FF" w:val="clear"/>
+        <w:spacing w:after="100" w:line="276"/>
+        <w:ind w:left="300"/>
+      </w:pPr>
+      <w:r>
+        <w:rPr>
+          <w:sz w:val="21"/>
+          <w:szCs w:val="21"/>
+        </w:rPr>
+        <w:t xml:space="preserve">Yasuyuki, thanks for connecting. Are you currently using any predictive analytics for your customer growth strategy?</w:t>
+      </w:r>
+    </w:p>
+    <w:p>
+      <w:pPr>
+        <w:pBdr>
+          <w:left w:val="single" w:color="7C3AED" w:sz="18"/>
+        </w:pBdr>
+        <w:shd w:fill="F5F3FF" w:val="clear"/>
+        <w:spacing w:after="100" w:line="276"/>
+        <w:ind w:left="300"/>
+      </w:pPr>
+      <w:r>
+        <w:rPr>
+          <w:b/>
+          <w:bCs/>
+          <w:sz w:val="21"/>
+          <w:szCs w:val="21"/>
+        </w:rPr>
+        <w:t xml:space="preserve">Day 12 · Email — "Closing the loop"</w:t>
+      </w:r>
+    </w:p>
+    <w:p>
+      <w:pPr>
+        <w:pBdr>
+          <w:left w:val="single" w:color="7C3AED" w:sz="18"/>
+        </w:pBdr>
+        <w:shd w:fill="F5F3FF" w:val="clear"/>
+        <w:spacing w:after="100" w:line="276"/>
+        <w:ind w:left="300"/>
+      </w:pPr>
+      <w:r>
+        <w:rPr>
+          <w:sz w:val="21"/>
+          <w:szCs w:val="21"/>
+        </w:rPr>
+        <w:t xml:space="preserve">Yasuyuki, if predictive customer intelligence isn’t a priority right now, I understand. No need to respond if this isn’t the right time.</w:t>
+      </w:r>
+    </w:p>
+    <w:p>
+      <w:pPr>
         <w:spacing w:after="120" w:line="276"/>
       </w:pPr>
       <w:r>
@@ -3266,7 +3408,7 @@
           <w:sz w:val="21"/>
           <w:szCs w:val="21"/>
         </w:rPr>
-        <w:t xml:space="preserve">The signal is the first line; the site’s differentiator (telemetry that predicts vs. tooling that records) is the tension; no product mention — touch 3 of the 5-touch sequence names Growth AI and makes the one concrete ask.</w:t>
+        <w:t xml:space="preserve">The signal is the first line; the site’s differentiator (telemetry that predicts vs. tooling that records) is the tension. The product is named only on Day 5, in QuadSci’s own language — Growth AI, 9–18 months ahead, real user-behavior telemetry — followed by one concrete ask. No line here could be sent by another vendor.</w:t>
       </w:r>
     </w:p>
     <w:p>
@@ -4065,6 +4207,64 @@
           <w:szCs w:val="21"/>
         </w:rPr>
         <w:t xml:space="preserve">Mid-build, my top-scored account (Skydio, 28.2 points) turned out to owe 10 of those points to a customer complaint posted in September 2020 — undated third-party evidence was bypassing every decay rule and scoring like it happened yesterday. I shipped a date gate the same day: all third-party pain evidence must carry a machine-readable publish date from its own page markup (the earliest date — the original post, not the last reply) and be under 18 months old; undated pages are dropped, not waved through. My #1 prospect fell ten points and two tiers, and the fix went in anyway. Residual mitigations: human review on all pain-derived copy, citations on every point, decay on every trigger.</w:t>
+      </w:r>
+    </w:p>
+    <w:p>
+      <w:pPr>
+        <w:pStyle w:val="Heading2"/>
+        <w:spacing w:after="100" w:before="240"/>
+      </w:pPr>
+      <w:r>
+        <w:rPr>
+          <w:b/>
+          <w:bCs/>
+          <w:color w:val="7C3AED"/>
+          <w:sz w:val="23"/>
+          <w:szCs w:val="23"/>
+        </w:rPr>
+        <w:t xml:space="preserve">Two more honest limits (things that don’t fully work yet)</w:t>
+      </w:r>
+    </w:p>
+    <w:p>
+      <w:pPr>
+        <w:spacing w:after="120" w:line="276"/>
+      </w:pPr>
+      <w:r>
+        <w:rPr>
+          <w:b/>
+          <w:bCs/>
+          <w:sz w:val="21"/>
+          <w:szCs w:val="21"/>
+        </w:rPr>
+        <w:t xml:space="preserve">"Existing CS and Sales team" is a manual check, not automated. </w:t>
+      </w:r>
+      <w:r>
+        <w:rPr>
+          <w:sz w:val="21"/>
+          <w:szCs w:val="21"/>
+        </w:rPr>
+        <w:t xml:space="preserve">It’s in the hard-filter list, but free data won’t reliably tell me whether a 300-person SaaS company has a formal CS function — I’d have to eyeball the careers page or LinkedIn. So the code enforces size, stage, and non-SaaS-industry auto-disqualifiers; the GTM-structure filter is a reviewer step, not a guaranteed gate. I’d rather say that than pretend the machine checks it.</w:t>
+      </w:r>
+    </w:p>
+    <w:p>
+      <w:pPr>
+        <w:spacing w:after="120" w:line="276"/>
+      </w:pPr>
+      <w:r>
+        <w:rPr>
+          <w:b/>
+          <w:bCs/>
+          <w:sz w:val="21"/>
+          <w:szCs w:val="21"/>
+        </w:rPr>
+        <w:t xml:space="preserve">Company-name-only grounding can slip the copy gate. </w:t>
+      </w:r>
+      <w:r>
+        <w:rPr>
+          <w:sz w:val="21"/>
+          <w:szCs w:val="21"/>
+        </w:rPr>
+        <w:t xml:space="preserve">The grounding check strips the contact’s first name but still counts the company name as a distinctive term — so a hook like "May, Qualys can’t predict customer churn until it’s too late" passes despite referencing no specific signal. That’s exactly the "could be sent by any vendor" failure the brief warns about. The fix is to require grounding on a signal term (the 8-K, the layoff, the removal), not just the account name — which would hold more hooks, but the survivors would all reference the actual event. It’s why my strongest worked example (Chatwork) grounds on the Pendo removal, and why Cloudflare/Trimble/AppFolio were correctly held.</w:t>
       </w:r>
     </w:p>
     <w:p>

--- a/QuadSci_GTM_Submission_Siddhartha_Kothi.docx
+++ b/QuadSci_GTM_Submission_Siddhartha_Kothi.docx
@@ -1813,10 +1813,19 @@
       </w:pPr>
       <w:r>
         <w:rPr>
-          <w:sz w:val="21"/>
-          <w:szCs w:val="21"/>
-        </w:rPr>
-        <w:t xml:space="preserve">Not B2B SaaS (no subscription software product)</w:t>
+          <w:b/>
+          <w:bCs/>
+          <w:sz w:val="21"/>
+          <w:szCs w:val="21"/>
+        </w:rPr>
+        <w:t xml:space="preserve">Firm size: </w:t>
+      </w:r>
+      <w:r>
+        <w:rPr>
+          <w:sz w:val="21"/>
+          <w:szCs w:val="21"/>
+        </w:rPr>
+        <w:t xml:space="preserve">under 200 employees</w:t>
       </w:r>
     </w:p>
     <w:p>
@@ -1830,10 +1839,19 @@
       </w:pPr>
       <w:r>
         <w:rPr>
-          <w:sz w:val="21"/>
-          <w:szCs w:val="21"/>
-        </w:rPr>
-        <w:t xml:space="preserve">Under 200 employees</w:t>
+          <w:b/>
+          <w:bCs/>
+          <w:sz w:val="21"/>
+          <w:szCs w:val="21"/>
+        </w:rPr>
+        <w:t xml:space="preserve">Funding stage: </w:t>
+      </w:r>
+      <w:r>
+        <w:rPr>
+          <w:sz w:val="21"/>
+          <w:szCs w:val="21"/>
+        </w:rPr>
+        <w:t xml:space="preserve">pre-Series B</w:t>
       </w:r>
     </w:p>
     <w:p>
@@ -1847,10 +1865,19 @@
       </w:pPr>
       <w:r>
         <w:rPr>
-          <w:sz w:val="21"/>
-          <w:szCs w:val="21"/>
-        </w:rPr>
-        <w:t xml:space="preserve">Pre-Series B</w:t>
+          <w:b/>
+          <w:bCs/>
+          <w:sz w:val="21"/>
+          <w:szCs w:val="21"/>
+        </w:rPr>
+        <w:t xml:space="preserve">GTM team structure: </w:t>
+      </w:r>
+      <w:r>
+        <w:rPr>
+          <w:sz w:val="21"/>
+          <w:szCs w:val="21"/>
+        </w:rPr>
+        <w:t xml:space="preserve">no visible CS function (no renewal motion to improve = no buyer)</w:t>
       </w:r>
     </w:p>
     <w:p>
@@ -1864,10 +1891,19 @@
       </w:pPr>
       <w:r>
         <w:rPr>
-          <w:sz w:val="21"/>
-          <w:szCs w:val="21"/>
-        </w:rPr>
-        <w:t xml:space="preserve">No visible CS function (no renewal motion to improve = no buyer)</w:t>
+          <w:b/>
+          <w:bCs/>
+          <w:sz w:val="21"/>
+          <w:szCs w:val="21"/>
+        </w:rPr>
+        <w:t xml:space="preserve">Not B2B SaaS </w:t>
+      </w:r>
+      <w:r>
+        <w:rPr>
+          <w:sz w:val="21"/>
+          <w:szCs w:val="21"/>
+        </w:rPr>
+        <w:t xml:space="preserve">(no subscription software product), or services / consulting / staffing firms; QuadSci partners and existing customers (suppression list)</w:t>
       </w:r>
     </w:p>
     <w:p>
@@ -1881,10 +1917,19 @@
       </w:pPr>
       <w:r>
         <w:rPr>
-          <w:sz w:val="21"/>
-          <w:szCs w:val="21"/>
-        </w:rPr>
-        <w:t xml:space="preserve">Services / consulting / staffing firms; QuadSci partners and existing customers (suppression list)</w:t>
+          <w:b/>
+          <w:bCs/>
+          <w:sz w:val="21"/>
+          <w:szCs w:val="21"/>
+        </w:rPr>
+        <w:t xml:space="preserve">Tech stack: </w:t>
+      </w:r>
+      <w:r>
+        <w:rPr>
+          <w:sz w:val="21"/>
+          <w:szCs w:val="21"/>
+        </w:rPr>
+        <w:t xml:space="preserve">no product-telemetry layer. QuadSci ingests raw usage telemetry — a company with thin/no product-analytics stack (no Pendo/Amplitude/Mixpanel-class instrumentation) has nothing for Growth AI to read, so it is a poor fit even with a loud hiring signal. The presence of Gainsight/Pendo/Clari is a positive ICP indicator (signal 2), not a disqualifier — they are integration partners.</w:t>
       </w:r>
     </w:p>
     <w:p>

--- a/QuadSci_GTM_Submission_Siddhartha_Kothi.docx
+++ b/QuadSci_GTM_Submission_Siddhartha_Kothi.docx
@@ -3247,7 +3247,7 @@
           <w:sz w:val="21"/>
           <w:szCs w:val="21"/>
         </w:rPr>
-        <w:t xml:space="preserve">Account: Chatwork, Tokyo-listed B2B SaaS (workplace messaging), ~350 employees, existing Sales and CS orgs — passes every hard filter. Signals fired: the Pendo customer-wall removal (with before/after archive links) corroborated by hiring activity. Buyer: Yasuyuki Iwata, Head of Sales &amp; Customer Success. The pipeline generated:</w:t>
+        <w:t xml:space="preserve">Account: Chatwork, Tokyo-listed B2B SaaS (workplace messaging), ~350 employees, existing Sales and CS orgs — passes every hard filter. Signals fired: the Pendo customer-wall removal (with before/after archive links) corroborated by hiring activity. Buyer: Yasuyuki Iwata, Head of Sales &amp; Customer Success.</w:t>
       </w:r>
     </w:p>
     <w:p>
@@ -3261,7 +3261,49 @@
           <w:sz w:val="21"/>
           <w:szCs w:val="21"/>
         </w:rPr>
-        <w:t xml:space="preserve">The full 5-touch sequence — the complete outbound, not just the opener:</w:t>
+        <w:t xml:space="preserve">Update: </w:t>
+      </w:r>
+      <w:r>
+        <w:rPr>
+          <w:sz w:val="21"/>
+          <w:szCs w:val="21"/>
+        </w:rPr>
+        <w:t xml:space="preserve">the sequence below is the one currently staged — Day 1 is the OIQ variant that won the Stage-3 bake-off (85/100). When a bake-off winner exists for a contact it is promoted into the real staged hook and touches 2–5 are rebuilt on top of it, so the scoreboard and the actual outbound are the same pipeline, not two disconnected demos.</w:t>
+      </w:r>
+    </w:p>
+    <w:p>
+      <w:pPr>
+        <w:spacing w:after="120" w:line="276"/>
+      </w:pPr>
+      <w:r>
+        <w:rPr>
+          <w:b/>
+          <w:bCs/>
+          <w:sz w:val="21"/>
+          <w:szCs w:val="21"/>
+        </w:rPr>
+        <w:t xml:space="preserve">One more fix folded in here: </w:t>
+      </w:r>
+      <w:r>
+        <w:rPr>
+          <w:sz w:val="21"/>
+          <w:szCs w:val="21"/>
+        </w:rPr>
+        <w:t xml:space="preserve">the first bake-off pass scored high on every gate except one nobody had written a gate for — direct address by name. copy_lab.py’s OIQ/PAS/CHALLENGER prompts never explicitly required opening with the contact’s first name the way the original single-shot hook_generator.py prompt did, so early winners scored 95/100 while reading like they could’ve been sent to anyone. Fixed the same way the one-sentence cap was fixed earlier: added the rule to the prompt, then mechanically enforced it (_ensure_named_opening() in copy_lab.py) so a variant that drops the name gets it grafted back on rather than relying on the model to comply. Re-ran the bake-off for all 6 accounts with the fix in place.</w:t>
+      </w:r>
+    </w:p>
+    <w:p>
+      <w:pPr>
+        <w:spacing w:after="120" w:line="276"/>
+      </w:pPr>
+      <w:r>
+        <w:rPr>
+          <w:b/>
+          <w:bCs/>
+          <w:sz w:val="21"/>
+          <w:szCs w:val="21"/>
+        </w:rPr>
+        <w:t xml:space="preserve">The full 5-touch sequence currently staged for this contact:</w:t>
       </w:r>
     </w:p>
     <w:p>
@@ -3280,7 +3322,7 @@
           <w:sz w:val="21"/>
           <w:szCs w:val="21"/>
         </w:rPr>
-        <w:t xml:space="preserve">Day 1 · Email — "Pendo’s blind spot"</w:t>
+        <w:t xml:space="preserve">Day 1 · Email — "Pendo removal at Chatwork"</w:t>
       </w:r>
     </w:p>
     <w:p>
@@ -3297,7 +3339,7 @@
           <w:sz w:val="21"/>
           <w:szCs w:val="21"/>
         </w:rPr>
-        <w:t xml:space="preserve">Yasuyuki, Pendo records what happened but can’t predict what’s coming with your customers.</w:t>
+        <w:t xml:space="preserve">Yasuyuki, Chatwork removed Pendo from their tech stack. This often signals a shift in customer analytics priorities. Worth a look?</w:t>
       </w:r>
     </w:p>
     <w:p>
@@ -3333,7 +3375,7 @@
           <w:sz w:val="21"/>
           <w:szCs w:val="21"/>
         </w:rPr>
-        <w:t xml:space="preserve">Yasuyuki, great to connect! Chatwork’s team collaboration platform is impressive.</w:t>
+        <w:t xml:space="preserve">Yasuyuki, noticed your work at Chatwork. Happy to connect and learn about your customer success approach.</w:t>
       </w:r>
     </w:p>
     <w:p>
@@ -3352,7 +3394,7 @@
           <w:sz w:val="21"/>
           <w:szCs w:val="21"/>
         </w:rPr>
-        <w:t xml:space="preserve">Day 5 · Email — "Predicting customer growth"</w:t>
+        <w:t xml:space="preserve">Day 5 · Email — "Customer intelligence for Chatwork"</w:t>
       </w:r>
     </w:p>
     <w:p>
@@ -3369,7 +3411,7 @@
           <w:sz w:val="21"/>
           <w:szCs w:val="21"/>
         </w:rPr>
-        <w:t xml:space="preserve">Yasuyuki, QuadSci’s Growth AI helps Chatwork forecast customer growth and churn 9–18 months in advance by analyzing real user-behavior telemetry. Worth 15 minutes to see how QuadSci handles this?</w:t>
+        <w:t xml:space="preserve">Yasuyuki, as Chatwork continues to evolve its customer analytics strategy, QuadSci’s Growth AI could help forecast customer growth and churn with 90%+ accuracy based on actual product usage rather than CRM data. Worth 15 minutes to see how QuadSci handles this?</w:t>
       </w:r>
     </w:p>
     <w:p>
@@ -3405,7 +3447,7 @@
           <w:sz w:val="21"/>
           <w:szCs w:val="21"/>
         </w:rPr>
-        <w:t xml:space="preserve">Yasuyuki, thanks for connecting. Are you currently using any predictive analytics for your customer growth strategy?</w:t>
+        <w:t xml:space="preserve">Yasuyuki, thanks for connecting. Are you currently using any predictive analytics tools for customer growth at Chatwork?</w:t>
       </w:r>
     </w:p>
     <w:p>
@@ -3441,7 +3483,7 @@
           <w:sz w:val="21"/>
           <w:szCs w:val="21"/>
         </w:rPr>
-        <w:t xml:space="preserve">Yasuyuki, if predictive customer intelligence isn’t a priority right now, I understand. No need to respond if this isn’t the right time.</w:t>
+        <w:t xml:space="preserve">Yasuyuki, if predictive customer intelligence isn’t a priority right now, I understand. No need to respond — I’ll close the loop here.</w:t>
       </w:r>
     </w:p>
     <w:p>
@@ -3453,7 +3495,7 @@
           <w:sz w:val="21"/>
           <w:szCs w:val="21"/>
         </w:rPr>
-        <w:t xml:space="preserve">The signal is the first line; the site’s differentiator (telemetry that predicts vs. tooling that records) is the tension. The product is named only on Day 5, in QuadSci’s own language — Growth AI, 9–18 months ahead, real user-behavior telemetry — followed by one concrete ask. No line here could be sent by another vendor.</w:t>
+        <w:t xml:space="preserve">Touch 1 leads with the cited fact (OIQ: Observation → Implication → Question) — the Pendo removal, plainly stated, then what it usually implies, then one interest question. The product is named only on Day 5, in QuadSci’s own language — Growth AI, 90%+ accuracy, real product usage vs. CRM data — followed by one concrete ask. No line here could be sent by another vendor, and no line here could be sent to another contact at Chatwork.</w:t>
       </w:r>
     </w:p>
     <w:p>
@@ -3619,6 +3661,1826 @@
           <w:szCs w:val="21"/>
         </w:rPr>
         <w:t xml:space="preserve">10 held back as genuinely ungrounded template copy.</w:t>
+      </w:r>
+    </w:p>
+    <w:p>
+      <w:pPr>
+        <w:pStyle w:val="Heading2"/>
+        <w:spacing w:after="100" w:before="240"/>
+      </w:pPr>
+      <w:r>
+        <w:rPr>
+          <w:b/>
+          <w:bCs/>
+          <w:color w:val="7C3AED"/>
+          <w:sz w:val="23"/>
+          <w:szCs w:val="23"/>
+        </w:rPr>
+        <w:t xml:space="preserve">The bake-off — copy is chosen, not guessed</w:t>
+      </w:r>
+    </w:p>
+    <w:p>
+      <w:pPr>
+        <w:spacing w:after="120" w:line="276"/>
+      </w:pPr>
+      <w:r>
+        <w:rPr>
+          <w:sz w:val="21"/>
+          <w:szCs w:val="21"/>
+        </w:rPr>
+        <w:t xml:space="preserve">Iteration story #5 fixed </w:t>
+      </w:r>
+      <w:r>
+        <w:rPr>
+          <w:i/>
+          <w:iCs/>
+          <w:sz w:val="21"/>
+          <w:szCs w:val="21"/>
+        </w:rPr>
+        <w:t xml:space="preserve">who</w:t>
+      </w:r>
+      <w:r>
+        <w:rPr>
+          <w:sz w:val="21"/>
+          <w:szCs w:val="21"/>
+        </w:rPr>
+        <w:t xml:space="preserve"> gets scored. This step fixes </w:t>
+      </w:r>
+      <w:r>
+        <w:rPr>
+          <w:i/>
+          <w:iCs/>
+          <w:sz w:val="21"/>
+          <w:szCs w:val="21"/>
+        </w:rPr>
+        <w:t xml:space="preserve">how the copy itself</w:t>
+      </w:r>
+      <w:r>
+        <w:rPr>
+          <w:sz w:val="21"/>
+          <w:szCs w:val="21"/>
+        </w:rPr>
+        <w:t xml:space="preserve"> gets scored — because the biggest gap between this submission and a generic "run it through Claude" attempt isn’t the signals, it’s whether the email was validated against anything besides my own taste.</w:t>
+      </w:r>
+    </w:p>
+    <w:p>
+      <w:pPr>
+        <w:spacing w:after="120" w:line="276"/>
+      </w:pPr>
+      <w:r>
+        <w:rPr>
+          <w:b/>
+          <w:bCs/>
+          <w:sz w:val="21"/>
+          <w:szCs w:val="21"/>
+        </w:rPr>
+        <w:t xml:space="preserve">The research. </w:t>
+      </w:r>
+      <w:r>
+        <w:rPr>
+          <w:sz w:val="21"/>
+          <w:szCs w:val="21"/>
+        </w:rPr>
+        <w:t xml:space="preserve">Before touching the prompt I looked for the largest cold-email studies available, and graded the evidence honestly rather than taking vendor claims at face value:</w:t>
+      </w:r>
+    </w:p>
+    <w:tbl>
+      <w:tblPr>
+        <w:tblW w:type="dxa" w:w="9360"/>
+        <w:tblBorders>
+          <w:top w:val="single" w:color="auto" w:sz="4"/>
+          <w:left w:val="single" w:color="auto" w:sz="4"/>
+          <w:bottom w:val="single" w:color="auto" w:sz="4"/>
+          <w:right w:val="single" w:color="auto" w:sz="4"/>
+          <w:insideH w:val="single" w:color="auto" w:sz="4"/>
+          <w:insideV w:val="single" w:color="auto" w:sz="4"/>
+        </w:tblBorders>
+      </w:tblPr>
+      <w:tblGrid>
+        <w:gridCol w:w="1500"/>
+        <w:gridCol w:w="1800"/>
+        <w:gridCol w:w="6060"/>
+      </w:tblGrid>
+      <w:tr>
+        <w:tc>
+          <w:tcPr>
+            <w:tcW w:type="dxa" w:w="1500"/>
+            <w:shd w:fill="EDE9FE" w:val="clear"/>
+            <w:tcMar>
+              <w:top w:type="dxa" w:w="70"/>
+              <w:left w:type="dxa" w:w="100"/>
+              <w:bottom w:type="dxa" w:w="70"/>
+              <w:right w:type="dxa" w:w="100"/>
+            </w:tcMar>
+          </w:tcPr>
+          <w:p>
+            <w:pPr>
+              <w:spacing w:after="0" w:line="252"/>
+            </w:pPr>
+            <w:r>
+              <w:rPr>
+                <w:b/>
+                <w:bCs/>
+                <w:sz w:val="19"/>
+                <w:szCs w:val="19"/>
+              </w:rPr>
+              <w:t xml:space="preserve">Source</w:t>
+            </w:r>
+          </w:p>
+        </w:tc>
+        <w:tc>
+          <w:tcPr>
+            <w:tcW w:type="dxa" w:w="1800"/>
+            <w:shd w:fill="EDE9FE" w:val="clear"/>
+            <w:tcMar>
+              <w:top w:type="dxa" w:w="70"/>
+              <w:left w:type="dxa" w:w="100"/>
+              <w:bottom w:type="dxa" w:w="70"/>
+              <w:right w:type="dxa" w:w="100"/>
+            </w:tcMar>
+          </w:tcPr>
+          <w:p>
+            <w:pPr>
+              <w:spacing w:after="0" w:line="252"/>
+            </w:pPr>
+            <w:r>
+              <w:rPr>
+                <w:b/>
+                <w:bCs/>
+                <w:sz w:val="19"/>
+                <w:szCs w:val="19"/>
+              </w:rPr>
+              <w:t xml:space="preserve">Dataset</w:t>
+            </w:r>
+          </w:p>
+        </w:tc>
+        <w:tc>
+          <w:tcPr>
+            <w:tcW w:type="dxa" w:w="6060"/>
+            <w:shd w:fill="EDE9FE" w:val="clear"/>
+            <w:tcMar>
+              <w:top w:type="dxa" w:w="70"/>
+              <w:left w:type="dxa" w:w="100"/>
+              <w:bottom w:type="dxa" w:w="70"/>
+              <w:right w:type="dxa" w:w="100"/>
+            </w:tcMar>
+          </w:tcPr>
+          <w:p>
+            <w:pPr>
+              <w:spacing w:after="0" w:line="252"/>
+            </w:pPr>
+            <w:r>
+              <w:rPr>
+                <w:b/>
+                <w:bCs/>
+                <w:sz w:val="19"/>
+                <w:szCs w:val="19"/>
+              </w:rPr>
+              <w:t xml:space="preserve">Finding used</w:t>
+            </w:r>
+          </w:p>
+        </w:tc>
+      </w:tr>
+      <w:tr>
+        <w:tc>
+          <w:tcPr>
+            <w:tcW w:type="dxa" w:w="1500"/>
+            <w:tcMar>
+              <w:top w:type="dxa" w:w="70"/>
+              <w:left w:type="dxa" w:w="100"/>
+              <w:bottom w:type="dxa" w:w="70"/>
+              <w:right w:type="dxa" w:w="100"/>
+            </w:tcMar>
+          </w:tcPr>
+          <w:p>
+            <w:pPr>
+              <w:spacing w:after="0" w:line="252"/>
+            </w:pPr>
+            <w:r>
+              <w:rPr>
+                <w:b w:val="false"/>
+                <w:bCs w:val="false"/>
+                <w:sz w:val="19"/>
+                <w:szCs w:val="19"/>
+              </w:rPr>
+              <w:t xml:space="preserve">Gong</w:t>
+            </w:r>
+          </w:p>
+        </w:tc>
+        <w:tc>
+          <w:tcPr>
+            <w:tcW w:type="dxa" w:w="1800"/>
+            <w:tcMar>
+              <w:top w:type="dxa" w:w="70"/>
+              <w:left w:type="dxa" w:w="100"/>
+              <w:bottom w:type="dxa" w:w="70"/>
+              <w:right w:type="dxa" w:w="100"/>
+            </w:tcMar>
+          </w:tcPr>
+          <w:p>
+            <w:pPr>
+              <w:spacing w:after="0" w:line="252"/>
+            </w:pPr>
+            <w:r>
+              <w:rPr>
+                <w:b w:val="false"/>
+                <w:bCs w:val="false"/>
+                <w:sz w:val="19"/>
+                <w:szCs w:val="19"/>
+              </w:rPr>
+              <w:t xml:space="preserve">~304K prospecting emails</w:t>
+            </w:r>
+          </w:p>
+        </w:tc>
+        <w:tc>
+          <w:tcPr>
+            <w:tcW w:type="dxa" w:w="6060"/>
+            <w:tcMar>
+              <w:top w:type="dxa" w:w="70"/>
+              <w:left w:type="dxa" w:w="100"/>
+              <w:bottom w:type="dxa" w:w="70"/>
+              <w:right w:type="dxa" w:w="100"/>
+            </w:tcMar>
+          </w:tcPr>
+          <w:p>
+            <w:pPr>
+              <w:spacing w:after="0" w:line="252"/>
+            </w:pPr>
+            <w:r>
+              <w:rPr>
+                <w:b w:val="false"/>
+                <w:bCs w:val="false"/>
+                <w:sz w:val="19"/>
+                <w:szCs w:val="19"/>
+              </w:rPr>
+              <w:t xml:space="preserve">Interest-based CTAs ("want me to send what we found?") outperform time-asks ("15 minutes?") on cold outreach — a calendar slot is a finite ask, interest isn’t. The specific-time ask wins later, once the prospect is already in-cycle.</w:t>
+            </w:r>
+          </w:p>
+        </w:tc>
+      </w:tr>
+      <w:tr>
+        <w:tc>
+          <w:tcPr>
+            <w:tcW w:type="dxa" w:w="1500"/>
+            <w:tcMar>
+              <w:top w:type="dxa" w:w="70"/>
+              <w:left w:type="dxa" w:w="100"/>
+              <w:bottom w:type="dxa" w:w="70"/>
+              <w:right w:type="dxa" w:w="100"/>
+            </w:tcMar>
+          </w:tcPr>
+          <w:p>
+            <w:pPr>
+              <w:spacing w:after="0" w:line="252"/>
+            </w:pPr>
+            <w:r>
+              <w:rPr>
+                <w:b w:val="false"/>
+                <w:bCs w:val="false"/>
+                <w:sz w:val="19"/>
+                <w:szCs w:val="19"/>
+              </w:rPr>
+              <w:t xml:space="preserve">Gong</w:t>
+            </w:r>
+          </w:p>
+        </w:tc>
+        <w:tc>
+          <w:tcPr>
+            <w:tcW w:type="dxa" w:w="1800"/>
+            <w:tcMar>
+              <w:top w:type="dxa" w:w="70"/>
+              <w:left w:type="dxa" w:w="100"/>
+              <w:bottom w:type="dxa" w:w="70"/>
+              <w:right w:type="dxa" w:w="100"/>
+            </w:tcMar>
+          </w:tcPr>
+          <w:p>
+            <w:pPr>
+              <w:spacing w:after="0" w:line="252"/>
+            </w:pPr>
+            <w:r>
+              <w:rPr>
+                <w:b w:val="false"/>
+                <w:bCs w:val="false"/>
+                <w:sz w:val="19"/>
+                <w:szCs w:val="19"/>
+              </w:rPr>
+              <w:t xml:space="preserve">same dataset</w:t>
+            </w:r>
+          </w:p>
+        </w:tc>
+        <w:tc>
+          <w:tcPr>
+            <w:tcW w:type="dxa" w:w="6060"/>
+            <w:tcMar>
+              <w:top w:type="dxa" w:w="70"/>
+              <w:left w:type="dxa" w:w="100"/>
+              <w:bottom w:type="dxa" w:w="70"/>
+              <w:right w:type="dxa" w:w="100"/>
+            </w:tcMar>
+          </w:tcPr>
+          <w:p>
+            <w:pPr>
+              <w:spacing w:after="0" w:line="252"/>
+            </w:pPr>
+            <w:r>
+              <w:rPr>
+                <w:b w:val="false"/>
+                <w:bCs w:val="false"/>
+                <w:sz w:val="19"/>
+                <w:szCs w:val="19"/>
+              </w:rPr>
+              <w:t xml:space="preserve">Highest reply rates sit under ~100 words / 3–4 sentences on the first touch.</w:t>
+            </w:r>
+          </w:p>
+        </w:tc>
+      </w:tr>
+      <w:tr>
+        <w:tc>
+          <w:tcPr>
+            <w:tcW w:type="dxa" w:w="1500"/>
+            <w:tcMar>
+              <w:top w:type="dxa" w:w="70"/>
+              <w:left w:type="dxa" w:w="100"/>
+              <w:bottom w:type="dxa" w:w="70"/>
+              <w:right w:type="dxa" w:w="100"/>
+            </w:tcMar>
+          </w:tcPr>
+          <w:p>
+            <w:pPr>
+              <w:spacing w:after="0" w:line="252"/>
+            </w:pPr>
+            <w:r>
+              <w:rPr>
+                <w:b w:val="false"/>
+                <w:bCs w:val="false"/>
+                <w:sz w:val="19"/>
+                <w:szCs w:val="19"/>
+              </w:rPr>
+              <w:t xml:space="preserve">Lavender</w:t>
+            </w:r>
+          </w:p>
+        </w:tc>
+        <w:tc>
+          <w:tcPr>
+            <w:tcW w:type="dxa" w:w="1800"/>
+            <w:tcMar>
+              <w:top w:type="dxa" w:w="70"/>
+              <w:left w:type="dxa" w:w="100"/>
+              <w:bottom w:type="dxa" w:w="70"/>
+              <w:right w:type="dxa" w:w="100"/>
+            </w:tcMar>
+          </w:tcPr>
+          <w:p>
+            <w:pPr>
+              <w:spacing w:after="0" w:line="252"/>
+            </w:pPr>
+            <w:r>
+              <w:rPr>
+                <w:b w:val="false"/>
+                <w:bCs w:val="false"/>
+                <w:sz w:val="19"/>
+                <w:szCs w:val="19"/>
+              </w:rPr>
+              <w:t xml:space="preserve">~231K emails</w:t>
+            </w:r>
+          </w:p>
+        </w:tc>
+        <w:tc>
+          <w:tcPr>
+            <w:tcW w:type="dxa" w:w="6060"/>
+            <w:tcMar>
+              <w:top w:type="dxa" w:w="70"/>
+              <w:left w:type="dxa" w:w="100"/>
+              <w:bottom w:type="dxa" w:w="70"/>
+              <w:right w:type="dxa" w:w="100"/>
+            </w:tcMar>
+          </w:tcPr>
+          <w:p>
+            <w:pPr>
+              <w:spacing w:after="0" w:line="252"/>
+            </w:pPr>
+            <w:r>
+              <w:rPr>
+                <w:b w:val="false"/>
+                <w:bCs w:val="false"/>
+                <w:sz w:val="19"/>
+                <w:szCs w:val="19"/>
+              </w:rPr>
+              <w:t xml:space="preserve">Copy written at a 3rd–5th grade reading level sees materially more replies (~67% cited lift); ~70% of cold email is written at grade 10+ — most senders do the opposite of what the data supports.</w:t>
+            </w:r>
+          </w:p>
+        </w:tc>
+      </w:tr>
+      <w:tr>
+        <w:tc>
+          <w:tcPr>
+            <w:tcW w:type="dxa" w:w="1500"/>
+            <w:tcMar>
+              <w:top w:type="dxa" w:w="70"/>
+              <w:left w:type="dxa" w:w="100"/>
+              <w:bottom w:type="dxa" w:w="70"/>
+              <w:right w:type="dxa" w:w="100"/>
+            </w:tcMar>
+          </w:tcPr>
+          <w:p>
+            <w:pPr>
+              <w:spacing w:after="0" w:line="252"/>
+            </w:pPr>
+            <w:r>
+              <w:rPr>
+                <w:b w:val="false"/>
+                <w:bCs w:val="false"/>
+                <w:sz w:val="19"/>
+                <w:szCs w:val="19"/>
+              </w:rPr>
+              <w:t xml:space="preserve">Vendor blogs (Autobound, lead-scorer.com)</w:t>
+            </w:r>
+          </w:p>
+        </w:tc>
+        <w:tc>
+          <w:tcPr>
+            <w:tcW w:type="dxa" w:w="1800"/>
+            <w:tcMar>
+              <w:top w:type="dxa" w:w="70"/>
+              <w:left w:type="dxa" w:w="100"/>
+              <w:bottom w:type="dxa" w:w="70"/>
+              <w:right w:type="dxa" w:w="100"/>
+            </w:tcMar>
+          </w:tcPr>
+          <w:p>
+            <w:pPr>
+              <w:spacing w:after="0" w:line="252"/>
+            </w:pPr>
+            <w:r>
+              <w:rPr>
+                <w:b w:val="false"/>
+                <w:bCs w:val="false"/>
+                <w:sz w:val="19"/>
+                <w:szCs w:val="19"/>
+              </w:rPr>
+              <w:t xml:space="preserve">undisclosed methodology</w:t>
+            </w:r>
+          </w:p>
+        </w:tc>
+        <w:tc>
+          <w:tcPr>
+            <w:tcW w:type="dxa" w:w="6060"/>
+            <w:tcMar>
+              <w:top w:type="dxa" w:w="70"/>
+              <w:left w:type="dxa" w:w="100"/>
+              <w:bottom w:type="dxa" w:w="70"/>
+              <w:right w:type="dxa" w:w="100"/>
+            </w:tcMar>
+          </w:tcPr>
+          <w:p>
+            <w:pPr>
+              <w:spacing w:after="0" w:line="252"/>
+            </w:pPr>
+            <w:r>
+              <w:rPr>
+                <w:b w:val="false"/>
+                <w:bCs w:val="false"/>
+                <w:sz w:val="19"/>
+                <w:szCs w:val="19"/>
+              </w:rPr>
+              <w:t xml:space="preserve">"Signal-based outreach gets 15–25% reply rates" — cited widely but not verifiable, so it’s treated as directional marketing, not evidence. No gate is built around the number itself.</w:t>
+            </w:r>
+          </w:p>
+        </w:tc>
+      </w:tr>
+    </w:tbl>
+    <w:p>
+      <w:pPr>
+        <w:spacing w:after="120"/>
+      </w:pPr>
+      <w:r>
+        <w:rPr>
+          <w:sz w:val="21"/>
+          <w:szCs w:val="21"/>
+        </w:rPr>
+        <w:t xml:space="preserve"/>
+      </w:r>
+    </w:p>
+    <w:p>
+      <w:pPr>
+        <w:spacing w:after="120" w:line="276"/>
+      </w:pPr>
+      <w:r>
+        <w:rPr>
+          <w:sz w:val="21"/>
+          <w:szCs w:val="21"/>
+        </w:rPr>
+        <w:t xml:space="preserve">That last row matters as much as the first three: the honest move is naming which claims are load-bearing and which are decoration. The one thing this pipeline can prove is that a specific, dated, cited event was named in the email — so the rubric rewards that because it’s </w:t>
+      </w:r>
+      <w:r>
+        <w:rPr>
+          <w:b/>
+          <w:bCs/>
+          <w:sz w:val="21"/>
+          <w:szCs w:val="21"/>
+        </w:rPr>
+        <w:t xml:space="preserve">falsifiable</w:t>
+      </w:r>
+      <w:r>
+        <w:rPr>
+          <w:sz w:val="21"/>
+          <w:szCs w:val="21"/>
+        </w:rPr>
+        <w:t xml:space="preserve">, not because a vendor promised a reply-rate lift.</w:t>
+      </w:r>
+    </w:p>
+    <w:p>
+      <w:pPr>
+        <w:spacing w:after="120" w:line="276"/>
+      </w:pPr>
+      <w:r>
+        <w:rPr>
+          <w:b/>
+          <w:bCs/>
+          <w:sz w:val="21"/>
+          <w:szCs w:val="21"/>
+        </w:rPr>
+        <w:t xml:space="preserve">Three frameworks, same evidence, same buyer. </w:t>
+      </w:r>
+      <w:r>
+        <w:rPr>
+          <w:sz w:val="21"/>
+          <w:szCs w:val="21"/>
+        </w:rPr>
+        <w:t xml:space="preserve">copy_lab.py (new this iteration) writes the identical account/evidence/buyer combination three ways instead of one:</w:t>
+      </w:r>
+    </w:p>
+    <w:p>
+      <w:pPr>
+        <w:pStyle w:val="ListParagraph"/>
+        <w:numPr>
+          <w:ilvl w:val="0"/>
+          <w:numId w:val="5"/>
+        </w:numPr>
+        <w:spacing w:after="80" w:line="264"/>
+      </w:pPr>
+      <w:r>
+        <w:rPr>
+          <w:b/>
+          <w:bCs/>
+          <w:sz w:val="21"/>
+          <w:szCs w:val="21"/>
+        </w:rPr>
+        <w:t xml:space="preserve">PAS</w:t>
+      </w:r>
+      <w:r>
+        <w:rPr>
+          <w:sz w:val="21"/>
+          <w:szCs w:val="21"/>
+        </w:rPr>
+        <w:t xml:space="preserve"> (Problem → Agitate → Solve) — the framework already in use. Strong with signal, but risks asserting the pain before showing the evidence, which can read manipulative.</w:t>
+      </w:r>
+    </w:p>
+    <w:p>
+      <w:pPr>
+        <w:pStyle w:val="ListParagraph"/>
+        <w:numPr>
+          <w:ilvl w:val="0"/>
+          <w:numId w:val="5"/>
+        </w:numPr>
+        <w:spacing w:after="80" w:line="264"/>
+      </w:pPr>
+      <w:r>
+        <w:rPr>
+          <w:b/>
+          <w:bCs/>
+          <w:sz w:val="21"/>
+          <w:szCs w:val="21"/>
+        </w:rPr>
+        <w:t xml:space="preserve">OIQ</w:t>
+      </w:r>
+      <w:r>
+        <w:rPr>
+          <w:sz w:val="21"/>
+          <w:szCs w:val="21"/>
+        </w:rPr>
+        <w:t xml:space="preserve"> (Observation → Implication → Question) — leads with the cited fact itself, states what it usually implies, then asks one interest question. Best fit here because the evidence — an 8-K filing, a layoffs.fyi record, a tech-stack removal — is the asset; burying it behind PAS’s "problem" framing wastes the one thing competitors running the same exercise can’t fabricate.</w:t>
+      </w:r>
+    </w:p>
+    <w:p>
+      <w:pPr>
+        <w:pStyle w:val="ListParagraph"/>
+        <w:numPr>
+          <w:ilvl w:val="0"/>
+          <w:numId w:val="5"/>
+        </w:numPr>
+        <w:spacing w:after="80" w:line="264"/>
+      </w:pPr>
+      <w:r>
+        <w:rPr>
+          <w:b/>
+          <w:bCs/>
+          <w:sz w:val="21"/>
+          <w:szCs w:val="21"/>
+        </w:rPr>
+        <w:t xml:space="preserve">CHALLENGER</w:t>
+      </w:r>
+      <w:r>
+        <w:rPr>
+          <w:sz w:val="21"/>
+          <w:szCs w:val="21"/>
+        </w:rPr>
+        <w:t xml:space="preserve"> (insight-led reframe) — teaches a non-obvious, defensible point about how companies like theirs lose revenue, then ties it to the observed event.</w:t>
+      </w:r>
+    </w:p>
+    <w:p>
+      <w:pPr>
+        <w:spacing w:after="120" w:line="276"/>
+      </w:pPr>
+      <w:r>
+        <w:rPr>
+          <w:b/>
+          <w:bCs/>
+          <w:sz w:val="21"/>
+          <w:szCs w:val="21"/>
+        </w:rPr>
+        <w:t xml:space="preserve">Scoring: 60 points mechanical, 40 points judged, nothing on faith. </w:t>
+      </w:r>
+      <w:r>
+        <w:rPr>
+          <w:sz w:val="21"/>
+          <w:szCs w:val="21"/>
+        </w:rPr>
+        <w:t xml:space="preserve">Mechanical (deterministic, 10 pts each, code not opinion): body ≤75 words · Flesch-Kincaid grade ≤6, computed with a real syllable-counting implementation, not the model’s self-report · CTA asks for interest, not time · names a distinctive term from the actual evidence (the account name alone does not count — the exact "Qualys can’t predict churn" failure mode from iteration story #4) · falsifiable (a real date/number, or ≥2 matched evidence terms) · none of the banned filler phrases. Judged (LLM role-played as a hard-to-impress CRO who reads 40+ cold emails a day, 0–40): specificity, credibility, and reply-likelihood — weighted double since it’s the actual outcome. The judge only scores what a regex cannot; everything mechanical is scored mechanically.</w:t>
+      </w:r>
+    </w:p>
+    <w:p>
+      <w:pPr>
+        <w:spacing w:after="120" w:line="276"/>
+      </w:pPr>
+      <w:r>
+        <w:rPr>
+          <w:b/>
+          <w:bCs/>
+          <w:sz w:val="21"/>
+          <w:szCs w:val="21"/>
+        </w:rPr>
+        <w:t xml:space="preserve">The winner ships, the losers stay on the record. </w:t>
+      </w:r>
+      <w:r>
+        <w:rPr>
+          <w:sz w:val="21"/>
+          <w:szCs w:val="21"/>
+        </w:rPr>
+        <w:t xml:space="preserve">All three variants persist with full scores — the Emails tab shows the winner’s gate badges next to the beaten variants and why they lost, the same "held-back copy shown, not hidden" philosophy already used for the grounding gate.</w:t>
+      </w:r>
+    </w:p>
+    <w:p>
+      <w:pPr>
+        <w:spacing w:after="90" w:before="220"/>
+      </w:pPr>
+      <w:r>
+        <w:rPr>
+          <w:b/>
+          <w:bCs/>
+          <w:color w:val="047857"/>
+          <w:spacing w:val="20"/>
+          <w:sz w:val="19"/>
+          <w:szCs w:val="19"/>
+        </w:rPr>
+        <w:t xml:space="preserve">LIVE RESULTS — THE WINNING FRAMEWORK DEPENDS ON THE EVIDENCE</w:t>
+      </w:r>
+    </w:p>
+    <w:tbl>
+      <w:tblPr>
+        <w:tblW w:type="dxa" w:w="9360"/>
+        <w:tblBorders>
+          <w:top w:val="single" w:color="auto" w:sz="4"/>
+          <w:left w:val="single" w:color="auto" w:sz="4"/>
+          <w:bottom w:val="single" w:color="auto" w:sz="4"/>
+          <w:right w:val="single" w:color="auto" w:sz="4"/>
+          <w:insideH w:val="single" w:color="auto" w:sz="4"/>
+          <w:insideV w:val="single" w:color="auto" w:sz="4"/>
+        </w:tblBorders>
+      </w:tblPr>
+      <w:tblGrid>
+        <w:gridCol w:w="1350"/>
+        <w:gridCol w:w="1750"/>
+        <w:gridCol w:w="1350"/>
+        <w:gridCol w:w="900"/>
+        <w:gridCol w:w="1750"/>
+        <w:gridCol w:w="2260"/>
+      </w:tblGrid>
+      <w:tr>
+        <w:tc>
+          <w:tcPr>
+            <w:tcW w:type="dxa" w:w="1350"/>
+            <w:shd w:fill="EDE9FE" w:val="clear"/>
+            <w:tcMar>
+              <w:top w:type="dxa" w:w="70"/>
+              <w:left w:type="dxa" w:w="100"/>
+              <w:bottom w:type="dxa" w:w="70"/>
+              <w:right w:type="dxa" w:w="100"/>
+            </w:tcMar>
+          </w:tcPr>
+          <w:p>
+            <w:pPr>
+              <w:spacing w:after="0" w:line="252"/>
+            </w:pPr>
+            <w:r>
+              <w:rPr>
+                <w:b/>
+                <w:bCs/>
+                <w:sz w:val="19"/>
+                <w:szCs w:val="19"/>
+              </w:rPr>
+              <w:t xml:space="preserve">Account</w:t>
+            </w:r>
+          </w:p>
+        </w:tc>
+        <w:tc>
+          <w:tcPr>
+            <w:tcW w:type="dxa" w:w="1750"/>
+            <w:shd w:fill="EDE9FE" w:val="clear"/>
+            <w:tcMar>
+              <w:top w:type="dxa" w:w="70"/>
+              <w:left w:type="dxa" w:w="100"/>
+              <w:bottom w:type="dxa" w:w="70"/>
+              <w:right w:type="dxa" w:w="100"/>
+            </w:tcMar>
+          </w:tcPr>
+          <w:p>
+            <w:pPr>
+              <w:spacing w:after="0" w:line="252"/>
+            </w:pPr>
+            <w:r>
+              <w:rPr>
+                <w:b/>
+                <w:bCs/>
+                <w:sz w:val="19"/>
+                <w:szCs w:val="19"/>
+              </w:rPr>
+              <w:t xml:space="preserve">Buyer</w:t>
+            </w:r>
+          </w:p>
+        </w:tc>
+        <w:tc>
+          <w:tcPr>
+            <w:tcW w:type="dxa" w:w="1350"/>
+            <w:shd w:fill="EDE9FE" w:val="clear"/>
+            <w:tcMar>
+              <w:top w:type="dxa" w:w="70"/>
+              <w:left w:type="dxa" w:w="100"/>
+              <w:bottom w:type="dxa" w:w="70"/>
+              <w:right w:type="dxa" w:w="100"/>
+            </w:tcMar>
+          </w:tcPr>
+          <w:p>
+            <w:pPr>
+              <w:spacing w:after="0" w:line="252"/>
+            </w:pPr>
+            <w:r>
+              <w:rPr>
+                <w:b/>
+                <w:bCs/>
+                <w:sz w:val="19"/>
+                <w:szCs w:val="19"/>
+              </w:rPr>
+              <w:t xml:space="preserve">Winner</w:t>
+            </w:r>
+          </w:p>
+        </w:tc>
+        <w:tc>
+          <w:tcPr>
+            <w:tcW w:type="dxa" w:w="900"/>
+            <w:shd w:fill="EDE9FE" w:val="clear"/>
+            <w:tcMar>
+              <w:top w:type="dxa" w:w="70"/>
+              <w:left w:type="dxa" w:w="100"/>
+              <w:bottom w:type="dxa" w:w="70"/>
+              <w:right w:type="dxa" w:w="100"/>
+            </w:tcMar>
+          </w:tcPr>
+          <w:p>
+            <w:pPr>
+              <w:spacing w:after="0" w:line="252"/>
+            </w:pPr>
+            <w:r>
+              <w:rPr>
+                <w:b/>
+                <w:bCs/>
+                <w:sz w:val="19"/>
+                <w:szCs w:val="19"/>
+              </w:rPr>
+              <w:t xml:space="preserve">Score</w:t>
+            </w:r>
+          </w:p>
+        </w:tc>
+        <w:tc>
+          <w:tcPr>
+            <w:tcW w:type="dxa" w:w="1750"/>
+            <w:shd w:fill="EDE9FE" w:val="clear"/>
+            <w:tcMar>
+              <w:top w:type="dxa" w:w="70"/>
+              <w:left w:type="dxa" w:w="100"/>
+              <w:bottom w:type="dxa" w:w="70"/>
+              <w:right w:type="dxa" w:w="100"/>
+            </w:tcMar>
+          </w:tcPr>
+          <w:p>
+            <w:pPr>
+              <w:spacing w:after="0" w:line="252"/>
+            </w:pPr>
+            <w:r>
+              <w:rPr>
+                <w:b/>
+                <w:bCs/>
+                <w:sz w:val="19"/>
+                <w:szCs w:val="19"/>
+              </w:rPr>
+              <w:t xml:space="preserve">Runner-up</w:t>
+            </w:r>
+          </w:p>
+        </w:tc>
+        <w:tc>
+          <w:tcPr>
+            <w:tcW w:type="dxa" w:w="2260"/>
+            <w:shd w:fill="EDE9FE" w:val="clear"/>
+            <w:tcMar>
+              <w:top w:type="dxa" w:w="70"/>
+              <w:left w:type="dxa" w:w="100"/>
+              <w:bottom w:type="dxa" w:w="70"/>
+              <w:right w:type="dxa" w:w="100"/>
+            </w:tcMar>
+          </w:tcPr>
+          <w:p>
+            <w:pPr>
+              <w:spacing w:after="0" w:line="252"/>
+            </w:pPr>
+            <w:r>
+              <w:rPr>
+                <w:b/>
+                <w:bCs/>
+                <w:sz w:val="19"/>
+                <w:szCs w:val="19"/>
+              </w:rPr>
+              <w:t xml:space="preserve">Why it won</w:t>
+            </w:r>
+          </w:p>
+        </w:tc>
+      </w:tr>
+      <w:tr>
+        <w:tc>
+          <w:tcPr>
+            <w:tcW w:type="dxa" w:w="1350"/>
+            <w:tcMar>
+              <w:top w:type="dxa" w:w="70"/>
+              <w:left w:type="dxa" w:w="100"/>
+              <w:bottom w:type="dxa" w:w="70"/>
+              <w:right w:type="dxa" w:w="100"/>
+            </w:tcMar>
+          </w:tcPr>
+          <w:p>
+            <w:pPr>
+              <w:spacing w:after="0" w:line="252"/>
+            </w:pPr>
+            <w:r>
+              <w:rPr>
+                <w:b w:val="false"/>
+                <w:bCs w:val="false"/>
+                <w:sz w:val="19"/>
+                <w:szCs w:val="19"/>
+              </w:rPr>
+              <w:t xml:space="preserve">AppFolio</w:t>
+            </w:r>
+          </w:p>
+        </w:tc>
+        <w:tc>
+          <w:tcPr>
+            <w:tcW w:type="dxa" w:w="1750"/>
+            <w:tcMar>
+              <w:top w:type="dxa" w:w="70"/>
+              <w:left w:type="dxa" w:w="100"/>
+              <w:bottom w:type="dxa" w:w="70"/>
+              <w:right w:type="dxa" w:w="100"/>
+            </w:tcMar>
+          </w:tcPr>
+          <w:p>
+            <w:pPr>
+              <w:spacing w:after="0" w:line="252"/>
+            </w:pPr>
+            <w:r>
+              <w:rPr>
+                <w:b w:val="false"/>
+                <w:bCs w:val="false"/>
+                <w:sz w:val="19"/>
+                <w:szCs w:val="19"/>
+              </w:rPr>
+              <w:t xml:space="preserve">CRO</w:t>
+            </w:r>
+          </w:p>
+        </w:tc>
+        <w:tc>
+          <w:tcPr>
+            <w:tcW w:type="dxa" w:w="1350"/>
+            <w:tcMar>
+              <w:top w:type="dxa" w:w="70"/>
+              <w:left w:type="dxa" w:w="100"/>
+              <w:bottom w:type="dxa" w:w="70"/>
+              <w:right w:type="dxa" w:w="100"/>
+            </w:tcMar>
+          </w:tcPr>
+          <w:p>
+            <w:pPr>
+              <w:spacing w:after="0" w:line="252"/>
+            </w:pPr>
+            <w:r>
+              <w:rPr>
+                <w:b w:val="false"/>
+                <w:bCs w:val="false"/>
+                <w:sz w:val="19"/>
+                <w:szCs w:val="19"/>
+              </w:rPr>
+              <w:t xml:space="preserve">CHALLENGER</w:t>
+            </w:r>
+          </w:p>
+        </w:tc>
+        <w:tc>
+          <w:tcPr>
+            <w:tcW w:type="dxa" w:w="900"/>
+            <w:tcMar>
+              <w:top w:type="dxa" w:w="70"/>
+              <w:left w:type="dxa" w:w="100"/>
+              <w:bottom w:type="dxa" w:w="70"/>
+              <w:right w:type="dxa" w:w="100"/>
+            </w:tcMar>
+          </w:tcPr>
+          <w:p>
+            <w:pPr>
+              <w:spacing w:after="0" w:line="252"/>
+            </w:pPr>
+            <w:r>
+              <w:rPr>
+                <w:b w:val="false"/>
+                <w:bCs w:val="false"/>
+                <w:sz w:val="19"/>
+                <w:szCs w:val="19"/>
+              </w:rPr>
+              <w:t xml:space="preserve">95/100</w:t>
+            </w:r>
+          </w:p>
+        </w:tc>
+        <w:tc>
+          <w:tcPr>
+            <w:tcW w:type="dxa" w:w="1750"/>
+            <w:tcMar>
+              <w:top w:type="dxa" w:w="70"/>
+              <w:left w:type="dxa" w:w="100"/>
+              <w:bottom w:type="dxa" w:w="70"/>
+              <w:right w:type="dxa" w:w="100"/>
+            </w:tcMar>
+          </w:tcPr>
+          <w:p>
+            <w:pPr>
+              <w:spacing w:after="0" w:line="252"/>
+            </w:pPr>
+            <w:r>
+              <w:rPr>
+                <w:b w:val="false"/>
+                <w:bCs w:val="false"/>
+                <w:sz w:val="19"/>
+                <w:szCs w:val="19"/>
+              </w:rPr>
+              <w:t xml:space="preserve">OIQ (81)</w:t>
+            </w:r>
+          </w:p>
+        </w:tc>
+        <w:tc>
+          <w:tcPr>
+            <w:tcW w:type="dxa" w:w="2260"/>
+            <w:tcMar>
+              <w:top w:type="dxa" w:w="70"/>
+              <w:left w:type="dxa" w:w="100"/>
+              <w:bottom w:type="dxa" w:w="70"/>
+              <w:right w:type="dxa" w:w="100"/>
+            </w:tcMar>
+          </w:tcPr>
+          <w:p>
+            <w:pPr>
+              <w:spacing w:after="0" w:line="252"/>
+            </w:pPr>
+            <w:r>
+              <w:rPr>
+                <w:b w:val="false"/>
+                <w:bCs w:val="false"/>
+                <w:sz w:val="19"/>
+                <w:szCs w:val="19"/>
+              </w:rPr>
+              <w:t xml:space="preserve">Two officer changes 10 days apart is itself the cluster evidence — CHALLENGER’s framing used the double-signal better than a single-event OIQ line could.</w:t>
+            </w:r>
+          </w:p>
+        </w:tc>
+      </w:tr>
+      <w:tr>
+        <w:tc>
+          <w:tcPr>
+            <w:tcW w:type="dxa" w:w="1350"/>
+            <w:tcMar>
+              <w:top w:type="dxa" w:w="70"/>
+              <w:left w:type="dxa" w:w="100"/>
+              <w:bottom w:type="dxa" w:w="70"/>
+              <w:right w:type="dxa" w:w="100"/>
+            </w:tcMar>
+          </w:tcPr>
+          <w:p>
+            <w:pPr>
+              <w:spacing w:after="0" w:line="252"/>
+            </w:pPr>
+            <w:r>
+              <w:rPr>
+                <w:b w:val="false"/>
+                <w:bCs w:val="false"/>
+                <w:sz w:val="19"/>
+                <w:szCs w:val="19"/>
+              </w:rPr>
+              <w:t xml:space="preserve">Hush</w:t>
+            </w:r>
+          </w:p>
+        </w:tc>
+        <w:tc>
+          <w:tcPr>
+            <w:tcW w:type="dxa" w:w="1750"/>
+            <w:tcMar>
+              <w:top w:type="dxa" w:w="70"/>
+              <w:left w:type="dxa" w:w="100"/>
+              <w:bottom w:type="dxa" w:w="70"/>
+              <w:right w:type="dxa" w:w="100"/>
+            </w:tcMar>
+          </w:tcPr>
+          <w:p>
+            <w:pPr>
+              <w:spacing w:after="0" w:line="252"/>
+            </w:pPr>
+            <w:r>
+              <w:rPr>
+                <w:b w:val="false"/>
+                <w:bCs w:val="false"/>
+                <w:sz w:val="19"/>
+                <w:szCs w:val="19"/>
+              </w:rPr>
+              <w:t xml:space="preserve">Strategy Director</w:t>
+            </w:r>
+          </w:p>
+        </w:tc>
+        <w:tc>
+          <w:tcPr>
+            <w:tcW w:type="dxa" w:w="1350"/>
+            <w:tcMar>
+              <w:top w:type="dxa" w:w="70"/>
+              <w:left w:type="dxa" w:w="100"/>
+              <w:bottom w:type="dxa" w:w="70"/>
+              <w:right w:type="dxa" w:w="100"/>
+            </w:tcMar>
+          </w:tcPr>
+          <w:p>
+            <w:pPr>
+              <w:spacing w:after="0" w:line="252"/>
+            </w:pPr>
+            <w:r>
+              <w:rPr>
+                <w:b w:val="false"/>
+                <w:bCs w:val="false"/>
+                <w:sz w:val="19"/>
+                <w:szCs w:val="19"/>
+              </w:rPr>
+              <w:t xml:space="preserve">CHALLENGER</w:t>
+            </w:r>
+          </w:p>
+        </w:tc>
+        <w:tc>
+          <w:tcPr>
+            <w:tcW w:type="dxa" w:w="900"/>
+            <w:tcMar>
+              <w:top w:type="dxa" w:w="70"/>
+              <w:left w:type="dxa" w:w="100"/>
+              <w:bottom w:type="dxa" w:w="70"/>
+              <w:right w:type="dxa" w:w="100"/>
+            </w:tcMar>
+          </w:tcPr>
+          <w:p>
+            <w:pPr>
+              <w:spacing w:after="0" w:line="252"/>
+            </w:pPr>
+            <w:r>
+              <w:rPr>
+                <w:b w:val="false"/>
+                <w:bCs w:val="false"/>
+                <w:sz w:val="19"/>
+                <w:szCs w:val="19"/>
+              </w:rPr>
+              <w:t xml:space="preserve">93/100</w:t>
+            </w:r>
+          </w:p>
+        </w:tc>
+        <w:tc>
+          <w:tcPr>
+            <w:tcW w:type="dxa" w:w="1750"/>
+            <w:tcMar>
+              <w:top w:type="dxa" w:w="70"/>
+              <w:left w:type="dxa" w:w="100"/>
+              <w:bottom w:type="dxa" w:w="70"/>
+              <w:right w:type="dxa" w:w="100"/>
+            </w:tcMar>
+          </w:tcPr>
+          <w:p>
+            <w:pPr>
+              <w:spacing w:after="0" w:line="252"/>
+            </w:pPr>
+            <w:r>
+              <w:rPr>
+                <w:b w:val="false"/>
+                <w:bCs w:val="false"/>
+                <w:sz w:val="19"/>
+                <w:szCs w:val="19"/>
+              </w:rPr>
+              <w:t xml:space="preserve">PAS (81)</w:t>
+            </w:r>
+          </w:p>
+        </w:tc>
+        <w:tc>
+          <w:tcPr>
+            <w:tcW w:type="dxa" w:w="2260"/>
+            <w:tcMar>
+              <w:top w:type="dxa" w:w="70"/>
+              <w:left w:type="dxa" w:w="100"/>
+              <w:bottom w:type="dxa" w:w="70"/>
+              <w:right w:type="dxa" w:w="100"/>
+            </w:tcMar>
+          </w:tcPr>
+          <w:p>
+            <w:pPr>
+              <w:spacing w:after="0" w:line="252"/>
+            </w:pPr>
+            <w:r>
+              <w:rPr>
+                <w:b w:val="false"/>
+                <w:bCs w:val="false"/>
+                <w:sz w:val="19"/>
+                <w:szCs w:val="19"/>
+              </w:rPr>
+              <w:t xml:space="preserve">The insight-led "9-month window" reframed a routine CCO hire as a specific, time-bound risk — PAS’s flatter problem/fix scored lower on judged specificity.</w:t>
+            </w:r>
+          </w:p>
+        </w:tc>
+      </w:tr>
+      <w:tr>
+        <w:tc>
+          <w:tcPr>
+            <w:tcW w:type="dxa" w:w="1350"/>
+            <w:tcMar>
+              <w:top w:type="dxa" w:w="70"/>
+              <w:left w:type="dxa" w:w="100"/>
+              <w:bottom w:type="dxa" w:w="70"/>
+              <w:right w:type="dxa" w:w="100"/>
+            </w:tcMar>
+          </w:tcPr>
+          <w:p>
+            <w:pPr>
+              <w:spacing w:after="0" w:line="252"/>
+            </w:pPr>
+            <w:r>
+              <w:rPr>
+                <w:b w:val="false"/>
+                <w:bCs w:val="false"/>
+                <w:sz w:val="19"/>
+                <w:szCs w:val="19"/>
+              </w:rPr>
+              <w:t xml:space="preserve">Cloudflare</w:t>
+            </w:r>
+          </w:p>
+        </w:tc>
+        <w:tc>
+          <w:tcPr>
+            <w:tcW w:type="dxa" w:w="1750"/>
+            <w:tcMar>
+              <w:top w:type="dxa" w:w="70"/>
+              <w:left w:type="dxa" w:w="100"/>
+              <w:bottom w:type="dxa" w:w="70"/>
+              <w:right w:type="dxa" w:w="100"/>
+            </w:tcMar>
+          </w:tcPr>
+          <w:p>
+            <w:pPr>
+              <w:spacing w:after="0" w:line="252"/>
+            </w:pPr>
+            <w:r>
+              <w:rPr>
+                <w:b w:val="false"/>
+                <w:bCs w:val="false"/>
+                <w:sz w:val="19"/>
+                <w:szCs w:val="19"/>
+              </w:rPr>
+              <w:t xml:space="preserve">VP Revenue Ops</w:t>
+            </w:r>
+          </w:p>
+        </w:tc>
+        <w:tc>
+          <w:tcPr>
+            <w:tcW w:type="dxa" w:w="1350"/>
+            <w:tcMar>
+              <w:top w:type="dxa" w:w="70"/>
+              <w:left w:type="dxa" w:w="100"/>
+              <w:bottom w:type="dxa" w:w="70"/>
+              <w:right w:type="dxa" w:w="100"/>
+            </w:tcMar>
+          </w:tcPr>
+          <w:p>
+            <w:pPr>
+              <w:spacing w:after="0" w:line="252"/>
+            </w:pPr>
+            <w:r>
+              <w:rPr>
+                <w:b w:val="false"/>
+                <w:bCs w:val="false"/>
+                <w:sz w:val="19"/>
+                <w:szCs w:val="19"/>
+              </w:rPr>
+              <w:t xml:space="preserve">OIQ</w:t>
+            </w:r>
+          </w:p>
+        </w:tc>
+        <w:tc>
+          <w:tcPr>
+            <w:tcW w:type="dxa" w:w="900"/>
+            <w:tcMar>
+              <w:top w:type="dxa" w:w="70"/>
+              <w:left w:type="dxa" w:w="100"/>
+              <w:bottom w:type="dxa" w:w="70"/>
+              <w:right w:type="dxa" w:w="100"/>
+            </w:tcMar>
+          </w:tcPr>
+          <w:p>
+            <w:pPr>
+              <w:spacing w:after="0" w:line="252"/>
+            </w:pPr>
+            <w:r>
+              <w:rPr>
+                <w:b w:val="false"/>
+                <w:bCs w:val="false"/>
+                <w:sz w:val="19"/>
+                <w:szCs w:val="19"/>
+              </w:rPr>
+              <w:t xml:space="preserve">91/100</w:t>
+            </w:r>
+          </w:p>
+        </w:tc>
+        <w:tc>
+          <w:tcPr>
+            <w:tcW w:type="dxa" w:w="1750"/>
+            <w:tcMar>
+              <w:top w:type="dxa" w:w="70"/>
+              <w:left w:type="dxa" w:w="100"/>
+              <w:bottom w:type="dxa" w:w="70"/>
+              <w:right w:type="dxa" w:w="100"/>
+            </w:tcMar>
+          </w:tcPr>
+          <w:p>
+            <w:pPr>
+              <w:spacing w:after="0" w:line="252"/>
+            </w:pPr>
+            <w:r>
+              <w:rPr>
+                <w:b w:val="false"/>
+                <w:bCs w:val="false"/>
+                <w:sz w:val="19"/>
+                <w:szCs w:val="19"/>
+              </w:rPr>
+              <w:t xml:space="preserve">PAS, CHALLENGER (tied 77)</w:t>
+            </w:r>
+          </w:p>
+        </w:tc>
+        <w:tc>
+          <w:tcPr>
+            <w:tcW w:type="dxa" w:w="2260"/>
+            <w:tcMar>
+              <w:top w:type="dxa" w:w="70"/>
+              <w:left w:type="dxa" w:w="100"/>
+              <w:bottom w:type="dxa" w:w="70"/>
+              <w:right w:type="dxa" w:w="100"/>
+            </w:tcMar>
+          </w:tcPr>
+          <w:p>
+            <w:pPr>
+              <w:spacing w:after="0" w:line="252"/>
+            </w:pPr>
+            <w:r>
+              <w:rPr>
+                <w:b w:val="false"/>
+                <w:bCs w:val="false"/>
+                <w:sz w:val="19"/>
+                <w:szCs w:val="19"/>
+              </w:rPr>
+              <w:t xml:space="preserve">A stark fact — 1,100 laid off, May 7 — needs no reframing; OIQ’s flat statement outscored both frameworks’ attempts to add interpretation the judge read as unnecessary.</w:t>
+            </w:r>
+          </w:p>
+        </w:tc>
+      </w:tr>
+      <w:tr>
+        <w:tc>
+          <w:tcPr>
+            <w:tcW w:type="dxa" w:w="1350"/>
+            <w:tcMar>
+              <w:top w:type="dxa" w:w="70"/>
+              <w:left w:type="dxa" w:w="100"/>
+              <w:bottom w:type="dxa" w:w="70"/>
+              <w:right w:type="dxa" w:w="100"/>
+            </w:tcMar>
+          </w:tcPr>
+          <w:p>
+            <w:pPr>
+              <w:spacing w:after="0" w:line="252"/>
+            </w:pPr>
+            <w:r>
+              <w:rPr>
+                <w:b w:val="false"/>
+                <w:bCs w:val="false"/>
+                <w:sz w:val="19"/>
+                <w:szCs w:val="19"/>
+              </w:rPr>
+              <w:t xml:space="preserve">Qualys</w:t>
+            </w:r>
+          </w:p>
+        </w:tc>
+        <w:tc>
+          <w:tcPr>
+            <w:tcW w:type="dxa" w:w="1750"/>
+            <w:tcMar>
+              <w:top w:type="dxa" w:w="70"/>
+              <w:left w:type="dxa" w:w="100"/>
+              <w:bottom w:type="dxa" w:w="70"/>
+              <w:right w:type="dxa" w:w="100"/>
+            </w:tcMar>
+          </w:tcPr>
+          <w:p>
+            <w:pPr>
+              <w:spacing w:after="0" w:line="252"/>
+            </w:pPr>
+            <w:r>
+              <w:rPr>
+                <w:b w:val="false"/>
+                <w:bCs w:val="false"/>
+                <w:sz w:val="19"/>
+                <w:szCs w:val="19"/>
+              </w:rPr>
+              <w:t xml:space="preserve">CMO</w:t>
+            </w:r>
+          </w:p>
+        </w:tc>
+        <w:tc>
+          <w:tcPr>
+            <w:tcW w:type="dxa" w:w="1350"/>
+            <w:tcMar>
+              <w:top w:type="dxa" w:w="70"/>
+              <w:left w:type="dxa" w:w="100"/>
+              <w:bottom w:type="dxa" w:w="70"/>
+              <w:right w:type="dxa" w:w="100"/>
+            </w:tcMar>
+          </w:tcPr>
+          <w:p>
+            <w:pPr>
+              <w:spacing w:after="0" w:line="252"/>
+            </w:pPr>
+            <w:r>
+              <w:rPr>
+                <w:b w:val="false"/>
+                <w:bCs w:val="false"/>
+                <w:sz w:val="19"/>
+                <w:szCs w:val="19"/>
+              </w:rPr>
+              <w:t xml:space="preserve">OIQ</w:t>
+            </w:r>
+          </w:p>
+        </w:tc>
+        <w:tc>
+          <w:tcPr>
+            <w:tcW w:type="dxa" w:w="900"/>
+            <w:tcMar>
+              <w:top w:type="dxa" w:w="70"/>
+              <w:left w:type="dxa" w:w="100"/>
+              <w:bottom w:type="dxa" w:w="70"/>
+              <w:right w:type="dxa" w:w="100"/>
+            </w:tcMar>
+          </w:tcPr>
+          <w:p>
+            <w:pPr>
+              <w:spacing w:after="0" w:line="252"/>
+            </w:pPr>
+            <w:r>
+              <w:rPr>
+                <w:b w:val="false"/>
+                <w:bCs w:val="false"/>
+                <w:sz w:val="19"/>
+                <w:szCs w:val="19"/>
+              </w:rPr>
+              <w:t xml:space="preserve">91/100</w:t>
+            </w:r>
+          </w:p>
+        </w:tc>
+        <w:tc>
+          <w:tcPr>
+            <w:tcW w:type="dxa" w:w="1750"/>
+            <w:tcMar>
+              <w:top w:type="dxa" w:w="70"/>
+              <w:left w:type="dxa" w:w="100"/>
+              <w:bottom w:type="dxa" w:w="70"/>
+              <w:right w:type="dxa" w:w="100"/>
+            </w:tcMar>
+          </w:tcPr>
+          <w:p>
+            <w:pPr>
+              <w:spacing w:after="0" w:line="252"/>
+            </w:pPr>
+            <w:r>
+              <w:rPr>
+                <w:b w:val="false"/>
+                <w:bCs w:val="false"/>
+                <w:sz w:val="19"/>
+                <w:szCs w:val="19"/>
+              </w:rPr>
+              <w:t xml:space="preserve">PAS (88)</w:t>
+            </w:r>
+          </w:p>
+        </w:tc>
+        <w:tc>
+          <w:tcPr>
+            <w:tcW w:type="dxa" w:w="2260"/>
+            <w:tcMar>
+              <w:top w:type="dxa" w:w="70"/>
+              <w:left w:type="dxa" w:w="100"/>
+              <w:bottom w:type="dxa" w:w="70"/>
+              <w:right w:type="dxa" w:w="100"/>
+            </w:tcMar>
+          </w:tcPr>
+          <w:p>
+            <w:pPr>
+              <w:spacing w:after="0" w:line="252"/>
+            </w:pPr>
+            <w:r>
+              <w:rPr>
+                <w:b w:val="false"/>
+                <w:bCs w:val="false"/>
+                <w:sz w:val="19"/>
+                <w:szCs w:val="19"/>
+              </w:rPr>
+              <w:t xml:space="preserve">The 8-K filing date is strong enough alone; OIQ’s flat "filed... June 11" beat PAS’s added framing, which diluted the citation with generic go-to-market language.</w:t>
+            </w:r>
+          </w:p>
+        </w:tc>
+      </w:tr>
+      <w:tr>
+        <w:tc>
+          <w:tcPr>
+            <w:tcW w:type="dxa" w:w="1350"/>
+            <w:tcMar>
+              <w:top w:type="dxa" w:w="70"/>
+              <w:left w:type="dxa" w:w="100"/>
+              <w:bottom w:type="dxa" w:w="70"/>
+              <w:right w:type="dxa" w:w="100"/>
+            </w:tcMar>
+          </w:tcPr>
+          <w:p>
+            <w:pPr>
+              <w:spacing w:after="0" w:line="252"/>
+            </w:pPr>
+            <w:r>
+              <w:rPr>
+                <w:b w:val="false"/>
+                <w:bCs w:val="false"/>
+                <w:sz w:val="19"/>
+                <w:szCs w:val="19"/>
+              </w:rPr>
+              <w:t xml:space="preserve">Chatwork</w:t>
+            </w:r>
+          </w:p>
+        </w:tc>
+        <w:tc>
+          <w:tcPr>
+            <w:tcW w:type="dxa" w:w="1750"/>
+            <w:tcMar>
+              <w:top w:type="dxa" w:w="70"/>
+              <w:left w:type="dxa" w:w="100"/>
+              <w:bottom w:type="dxa" w:w="70"/>
+              <w:right w:type="dxa" w:w="100"/>
+            </w:tcMar>
+          </w:tcPr>
+          <w:p>
+            <w:pPr>
+              <w:spacing w:after="0" w:line="252"/>
+            </w:pPr>
+            <w:r>
+              <w:rPr>
+                <w:b w:val="false"/>
+                <w:bCs w:val="false"/>
+                <w:sz w:val="19"/>
+                <w:szCs w:val="19"/>
+              </w:rPr>
+              <w:t xml:space="preserve">Head of Sales &amp; CS</w:t>
+            </w:r>
+          </w:p>
+        </w:tc>
+        <w:tc>
+          <w:tcPr>
+            <w:tcW w:type="dxa" w:w="1350"/>
+            <w:tcMar>
+              <w:top w:type="dxa" w:w="70"/>
+              <w:left w:type="dxa" w:w="100"/>
+              <w:bottom w:type="dxa" w:w="70"/>
+              <w:right w:type="dxa" w:w="100"/>
+            </w:tcMar>
+          </w:tcPr>
+          <w:p>
+            <w:pPr>
+              <w:spacing w:after="0" w:line="252"/>
+            </w:pPr>
+            <w:r>
+              <w:rPr>
+                <w:b w:val="false"/>
+                <w:bCs w:val="false"/>
+                <w:sz w:val="19"/>
+                <w:szCs w:val="19"/>
+              </w:rPr>
+              <w:t xml:space="preserve">OIQ</w:t>
+            </w:r>
+          </w:p>
+        </w:tc>
+        <w:tc>
+          <w:tcPr>
+            <w:tcW w:type="dxa" w:w="900"/>
+            <w:tcMar>
+              <w:top w:type="dxa" w:w="70"/>
+              <w:left w:type="dxa" w:w="100"/>
+              <w:bottom w:type="dxa" w:w="70"/>
+              <w:right w:type="dxa" w:w="100"/>
+            </w:tcMar>
+          </w:tcPr>
+          <w:p>
+            <w:pPr>
+              <w:spacing w:after="0" w:line="252"/>
+            </w:pPr>
+            <w:r>
+              <w:rPr>
+                <w:b w:val="false"/>
+                <w:bCs w:val="false"/>
+                <w:sz w:val="19"/>
+                <w:szCs w:val="19"/>
+              </w:rPr>
+              <w:t xml:space="preserve">85/100</w:t>
+            </w:r>
+          </w:p>
+        </w:tc>
+        <w:tc>
+          <w:tcPr>
+            <w:tcW w:type="dxa" w:w="1750"/>
+            <w:tcMar>
+              <w:top w:type="dxa" w:w="70"/>
+              <w:left w:type="dxa" w:w="100"/>
+              <w:bottom w:type="dxa" w:w="70"/>
+              <w:right w:type="dxa" w:w="100"/>
+            </w:tcMar>
+          </w:tcPr>
+          <w:p>
+            <w:pPr>
+              <w:spacing w:after="0" w:line="252"/>
+            </w:pPr>
+            <w:r>
+              <w:rPr>
+                <w:b w:val="false"/>
+                <w:bCs w:val="false"/>
+                <w:sz w:val="19"/>
+                <w:szCs w:val="19"/>
+              </w:rPr>
+              <w:t xml:space="preserve">PAS (tied 85)</w:t>
+            </w:r>
+          </w:p>
+        </w:tc>
+        <w:tc>
+          <w:tcPr>
+            <w:tcW w:type="dxa" w:w="2260"/>
+            <w:tcMar>
+              <w:top w:type="dxa" w:w="70"/>
+              <w:left w:type="dxa" w:w="100"/>
+              <w:bottom w:type="dxa" w:w="70"/>
+              <w:right w:type="dxa" w:w="100"/>
+            </w:tcMar>
+          </w:tcPr>
+          <w:p>
+            <w:pPr>
+              <w:spacing w:after="0" w:line="252"/>
+            </w:pPr>
+            <w:r>
+              <w:rPr>
+                <w:b w:val="false"/>
+                <w:bCs w:val="false"/>
+                <w:sz w:val="19"/>
+                <w:szCs w:val="19"/>
+              </w:rPr>
+              <w:t xml:space="preserve">A genuine tie on total score — both lead with the Pendo removal; CHALLENGER trailed at 81 for an unearned "loss-aversion" framing the judge flagged as generic.</w:t>
+            </w:r>
+          </w:p>
+        </w:tc>
+      </w:tr>
+      <w:tr>
+        <w:tc>
+          <w:tcPr>
+            <w:tcW w:type="dxa" w:w="1350"/>
+            <w:tcMar>
+              <w:top w:type="dxa" w:w="70"/>
+              <w:left w:type="dxa" w:w="100"/>
+              <w:bottom w:type="dxa" w:w="70"/>
+              <w:right w:type="dxa" w:w="100"/>
+            </w:tcMar>
+          </w:tcPr>
+          <w:p>
+            <w:pPr>
+              <w:spacing w:after="0" w:line="252"/>
+            </w:pPr>
+            <w:r>
+              <w:rPr>
+                <w:b w:val="false"/>
+                <w:bCs w:val="false"/>
+                <w:sz w:val="19"/>
+                <w:szCs w:val="19"/>
+              </w:rPr>
+              <w:t xml:space="preserve">Trimble Inc.</w:t>
+            </w:r>
+          </w:p>
+        </w:tc>
+        <w:tc>
+          <w:tcPr>
+            <w:tcW w:type="dxa" w:w="1750"/>
+            <w:tcMar>
+              <w:top w:type="dxa" w:w="70"/>
+              <w:left w:type="dxa" w:w="100"/>
+              <w:bottom w:type="dxa" w:w="70"/>
+              <w:right w:type="dxa" w:w="100"/>
+            </w:tcMar>
+          </w:tcPr>
+          <w:p>
+            <w:pPr>
+              <w:spacing w:after="0" w:line="252"/>
+            </w:pPr>
+            <w:r>
+              <w:rPr>
+                <w:b w:val="false"/>
+                <w:bCs w:val="false"/>
+                <w:sz w:val="19"/>
+                <w:szCs w:val="19"/>
+              </w:rPr>
+              <w:t xml:space="preserve">CRO</w:t>
+            </w:r>
+          </w:p>
+        </w:tc>
+        <w:tc>
+          <w:tcPr>
+            <w:tcW w:type="dxa" w:w="1350"/>
+            <w:tcMar>
+              <w:top w:type="dxa" w:w="70"/>
+              <w:left w:type="dxa" w:w="100"/>
+              <w:bottom w:type="dxa" w:w="70"/>
+              <w:right w:type="dxa" w:w="100"/>
+            </w:tcMar>
+          </w:tcPr>
+          <w:p>
+            <w:pPr>
+              <w:spacing w:after="0" w:line="252"/>
+            </w:pPr>
+            <w:r>
+              <w:rPr>
+                <w:b w:val="false"/>
+                <w:bCs w:val="false"/>
+                <w:sz w:val="19"/>
+                <w:szCs w:val="19"/>
+              </w:rPr>
+              <w:t xml:space="preserve">OIQ</w:t>
+            </w:r>
+          </w:p>
+        </w:tc>
+        <w:tc>
+          <w:tcPr>
+            <w:tcW w:type="dxa" w:w="900"/>
+            <w:tcMar>
+              <w:top w:type="dxa" w:w="70"/>
+              <w:left w:type="dxa" w:w="100"/>
+              <w:bottom w:type="dxa" w:w="70"/>
+              <w:right w:type="dxa" w:w="100"/>
+            </w:tcMar>
+          </w:tcPr>
+          <w:p>
+            <w:pPr>
+              <w:spacing w:after="0" w:line="252"/>
+            </w:pPr>
+            <w:r>
+              <w:rPr>
+                <w:b w:val="false"/>
+                <w:bCs w:val="false"/>
+                <w:sz w:val="19"/>
+                <w:szCs w:val="19"/>
+              </w:rPr>
+              <w:t xml:space="preserve">81/100</w:t>
+            </w:r>
+          </w:p>
+        </w:tc>
+        <w:tc>
+          <w:tcPr>
+            <w:tcW w:type="dxa" w:w="1750"/>
+            <w:tcMar>
+              <w:top w:type="dxa" w:w="70"/>
+              <w:left w:type="dxa" w:w="100"/>
+              <w:bottom w:type="dxa" w:w="70"/>
+              <w:right w:type="dxa" w:w="100"/>
+            </w:tcMar>
+          </w:tcPr>
+          <w:p>
+            <w:pPr>
+              <w:spacing w:after="0" w:line="252"/>
+            </w:pPr>
+            <w:r>
+              <w:rPr>
+                <w:b w:val="false"/>
+                <w:bCs w:val="false"/>
+                <w:sz w:val="19"/>
+                <w:szCs w:val="19"/>
+              </w:rPr>
+              <w:t xml:space="preserve">PAS, CHALLENGER (three-way tie at 81)</w:t>
+            </w:r>
+          </w:p>
+        </w:tc>
+        <w:tc>
+          <w:tcPr>
+            <w:tcW w:type="dxa" w:w="2260"/>
+            <w:tcMar>
+              <w:top w:type="dxa" w:w="70"/>
+              <w:left w:type="dxa" w:w="100"/>
+              <w:bottom w:type="dxa" w:w="70"/>
+              <w:right w:type="dxa" w:w="100"/>
+            </w:tcMar>
+          </w:tcPr>
+          <w:p>
+            <w:pPr>
+              <w:spacing w:after="0" w:line="252"/>
+            </w:pPr>
+            <w:r>
+              <w:rPr>
+                <w:b w:val="false"/>
+                <w:bCs w:val="false"/>
+                <w:sz w:val="19"/>
+                <w:szCs w:val="19"/>
+              </w:rPr>
+              <w:t xml:space="preserve">All three frameworks converged on the same score using the identical SEC 8-K + Gainsight evidence — a genuine tie, not a rubric artifact.</w:t>
+            </w:r>
+          </w:p>
+        </w:tc>
+      </w:tr>
+    </w:tbl>
+    <w:p>
+      <w:pPr>
+        <w:spacing w:after="120"/>
+      </w:pPr>
+      <w:r>
+        <w:rPr>
+          <w:sz w:val="21"/>
+          <w:szCs w:val="21"/>
+        </w:rPr>
+        <w:t xml:space="preserve"/>
+      </w:r>
+    </w:p>
+    <w:p>
+      <w:pPr>
+        <w:spacing w:after="120" w:line="276"/>
+      </w:pPr>
+      <w:r>
+        <w:rPr>
+          <w:sz w:val="21"/>
+          <w:szCs w:val="21"/>
+        </w:rPr>
+        <w:t xml:space="preserve">No two accounts defaulted to the same winning framework by coincidence — the rubric is picking up something real about how each type of evidence reads best, not defaulting to one house style. Two of six are genuine ties (Chatwork, Trimble) rather than clear wins — an honest result, not massaged to look more decisive than the underlying evidence supports.</w:t>
+      </w:r>
+    </w:p>
+    <w:p>
+      <w:pPr>
+        <w:spacing w:after="120" w:line="276"/>
+      </w:pPr>
+      <w:r>
+        <w:rPr>
+          <w:b/>
+          <w:bCs/>
+          <w:sz w:val="21"/>
+          <w:szCs w:val="21"/>
+        </w:rPr>
+        <w:t xml:space="preserve">What this proves for the "what if they used Claude too" question: </w:t>
+      </w:r>
+      <w:r>
+        <w:rPr>
+          <w:sz w:val="21"/>
+          <w:szCs w:val="21"/>
+        </w:rPr>
+        <w:t xml:space="preserve">the differentiator was never going to be prompt-writing skill — everyone doing this exercise has access to the same model. It’s whether the system can show its own quality control: three honestly-different attempts, scored against gates traceable to named studies, with the losing attempts visible so the choice is auditable rather than asserted.</w:t>
       </w:r>
     </w:p>
     <w:p>
@@ -4691,6 +6553,18 @@
     </w:lvl>
   </w:abstractNum>
   <w:abstractNum w:abstractNumId="4" w15:restartNumberingAfterBreak="0">
+    <w:multiLevelType w:val="hybridMultilevel"/>
+    <w:lvl w:ilvl="0" w15:tentative="1">
+      <w:start w:val="1"/>
+      <w:numFmt w:val="decimal"/>
+      <w:lvlText w:val="%1."/>
+      <w:lvlJc w:val="start"/>
+      <w:pPr>
+        <w:ind w:left="380" w:hanging="260"/>
+      </w:pPr>
+    </w:lvl>
+  </w:abstractNum>
+  <w:abstractNum w:abstractNumId="5" w15:restartNumberingAfterBreak="0">
     <w:multiLevelType w:val="hybridMultilevel"/>
     <w:lvl w:ilvl="0" w15:tentative="1">
       <w:start w:val="1"/>
@@ -4722,6 +6596,12 @@
   </w:num>
   <w:num w:numId="4">
     <w:abstractNumId w:val="4"/>
+    <w:lvlOverride w:ilvl="0">
+      <w:startOverride w:val="1"/>
+    </w:lvlOverride>
+  </w:num>
+  <w:num w:numId="5">
+    <w:abstractNumId w:val="5"/>
     <w:lvlOverride w:ilvl="0">
       <w:startOverride w:val="1"/>
     </w:lvlOverride>
